--- a/tillsyn/A 58692-2025 tillsynsbegäran.docx
+++ b/tillsyn/A 58692-2025 tillsynsbegäran.docx
@@ -278,7 +278,7 @@
     <w:r>
       <w:tab/>
       <w:tab/>
-      <w:t>2025-11-26</w:t>
+      <w:t>2025-11-27</w:t>
       <w:br/>
       <w:br/>
     </w:r>

--- a/tillsyn/A 58692-2025 tillsynsbegäran.docx
+++ b/tillsyn/A 58692-2025 tillsynsbegäran.docx
@@ -278,7 +278,7 @@
     <w:r>
       <w:tab/>
       <w:tab/>
-      <w:t>2025-11-27</w:t>
+      <w:t>2025-11-28</w:t>
       <w:br/>
       <w:br/>
     </w:r>

--- a/tillsyn/A 58692-2025 tillsynsbegäran.docx
+++ b/tillsyn/A 58692-2025 tillsynsbegäran.docx
@@ -278,7 +278,7 @@
     <w:r>
       <w:tab/>
       <w:tab/>
-      <w:t>2025-11-28</w:t>
+      <w:t>2025-11-29</w:t>
       <w:br/>
       <w:br/>
     </w:r>

--- a/tillsyn/A 58692-2025 tillsynsbegäran.docx
+++ b/tillsyn/A 58692-2025 tillsynsbegäran.docx
@@ -278,7 +278,7 @@
     <w:r>
       <w:tab/>
       <w:tab/>
-      <w:t>2025-11-29</w:t>
+      <w:t>2025-11-30</w:t>
       <w:br/>
       <w:br/>
     </w:r>

--- a/tillsyn/A 58692-2025 tillsynsbegäran.docx
+++ b/tillsyn/A 58692-2025 tillsynsbegäran.docx
@@ -278,7 +278,7 @@
     <w:r>
       <w:tab/>
       <w:tab/>
-      <w:t>2025-11-30</w:t>
+      <w:t>2025-12-01</w:t>
       <w:br/>
       <w:br/>
     </w:r>

--- a/tillsyn/A 58692-2025 tillsynsbegäran.docx
+++ b/tillsyn/A 58692-2025 tillsynsbegäran.docx
@@ -278,7 +278,7 @@
     <w:r>
       <w:tab/>
       <w:tab/>
-      <w:t>2025-12-01</w:t>
+      <w:t>2025-12-02</w:t>
       <w:br/>
       <w:br/>
     </w:r>

--- a/tillsyn/A 58692-2025 tillsynsbegäran.docx
+++ b/tillsyn/A 58692-2025 tillsynsbegäran.docx
@@ -278,7 +278,7 @@
     <w:r>
       <w:tab/>
       <w:tab/>
-      <w:t>2025-12-02</w:t>
+      <w:t>2025-12-03</w:t>
       <w:br/>
       <w:br/>
     </w:r>

--- a/tillsyn/A 58692-2025 tillsynsbegäran.docx
+++ b/tillsyn/A 58692-2025 tillsynsbegäran.docx
@@ -278,7 +278,7 @@
     <w:r>
       <w:tab/>
       <w:tab/>
-      <w:t>2025-12-03</w:t>
+      <w:t>2025-12-04</w:t>
       <w:br/>
       <w:br/>
     </w:r>

--- a/tillsyn/A 58692-2025 tillsynsbegäran.docx
+++ b/tillsyn/A 58692-2025 tillsynsbegäran.docx
@@ -278,7 +278,7 @@
     <w:r>
       <w:tab/>
       <w:tab/>
-      <w:t>2025-12-04</w:t>
+      <w:t>2025-12-05</w:t>
       <w:br/>
       <w:br/>
     </w:r>

--- a/tillsyn/A 58692-2025 tillsynsbegäran.docx
+++ b/tillsyn/A 58692-2025 tillsynsbegäran.docx
@@ -278,7 +278,7 @@
     <w:r>
       <w:tab/>
       <w:tab/>
-      <w:t>2025-12-05</w:t>
+      <w:t>2025-12-06</w:t>
       <w:br/>
       <w:br/>
     </w:r>

--- a/tillsyn/A 58692-2025 tillsynsbegäran.docx
+++ b/tillsyn/A 58692-2025 tillsynsbegäran.docx
@@ -278,7 +278,7 @@
     <w:r>
       <w:tab/>
       <w:tab/>
-      <w:t>2025-12-06</w:t>
+      <w:t>2025-12-07</w:t>
       <w:br/>
       <w:br/>
     </w:r>

--- a/tillsyn/A 58692-2025 tillsynsbegäran.docx
+++ b/tillsyn/A 58692-2025 tillsynsbegäran.docx
@@ -278,7 +278,7 @@
     <w:r>
       <w:tab/>
       <w:tab/>
-      <w:t>2025-12-07</w:t>
+      <w:t>2025-12-08</w:t>
       <w:br/>
       <w:br/>
     </w:r>

--- a/tillsyn/A 58692-2025 tillsynsbegäran.docx
+++ b/tillsyn/A 58692-2025 tillsynsbegäran.docx
@@ -278,7 +278,7 @@
     <w:r>
       <w:tab/>
       <w:tab/>
-      <w:t>2025-12-08</w:t>
+      <w:t>2025-12-09</w:t>
       <w:br/>
       <w:br/>
     </w:r>

--- a/tillsyn/A 58692-2025 tillsynsbegäran.docx
+++ b/tillsyn/A 58692-2025 tillsynsbegäran.docx
@@ -278,7 +278,7 @@
     <w:r>
       <w:tab/>
       <w:tab/>
-      <w:t>2025-12-09</w:t>
+      <w:t>2025-12-10</w:t>
       <w:br/>
       <w:br/>
     </w:r>

--- a/tillsyn/A 58692-2025 tillsynsbegäran.docx
+++ b/tillsyn/A 58692-2025 tillsynsbegäran.docx
@@ -278,7 +278,7 @@
     <w:r>
       <w:tab/>
       <w:tab/>
-      <w:t>2025-12-10</w:t>
+      <w:t>2025-12-11</w:t>
       <w:br/>
       <w:br/>
     </w:r>

--- a/tillsyn/A 58692-2025 tillsynsbegäran.docx
+++ b/tillsyn/A 58692-2025 tillsynsbegäran.docx
@@ -278,7 +278,7 @@
     <w:r>
       <w:tab/>
       <w:tab/>
-      <w:t>2025-12-11</w:t>
+      <w:t>2025-12-12</w:t>
       <w:br/>
       <w:br/>
     </w:r>

--- a/tillsyn/A 58692-2025 tillsynsbegäran.docx
+++ b/tillsyn/A 58692-2025 tillsynsbegäran.docx
@@ -278,7 +278,7 @@
     <w:r>
       <w:tab/>
       <w:tab/>
-      <w:t>2025-12-12</w:t>
+      <w:t>2025-12-13</w:t>
       <w:br/>
       <w:br/>
     </w:r>

--- a/tillsyn/A 58692-2025 tillsynsbegäran.docx
+++ b/tillsyn/A 58692-2025 tillsynsbegäran.docx
@@ -278,7 +278,7 @@
     <w:r>
       <w:tab/>
       <w:tab/>
-      <w:t>2025-12-19</w:t>
+      <w:t>2025-12-20</w:t>
       <w:br/>
       <w:br/>
     </w:r>

--- a/tillsyn/A 58692-2025 tillsynsbegäran.docx
+++ b/tillsyn/A 58692-2025 tillsynsbegäran.docx
@@ -278,7 +278,7 @@
     <w:r>
       <w:tab/>
       <w:tab/>
-      <w:t>2025-12-20</w:t>
+      <w:t>2025-12-21</w:t>
       <w:br/>
       <w:br/>
     </w:r>

--- a/tillsyn/A 58692-2025 tillsynsbegäran.docx
+++ b/tillsyn/A 58692-2025 tillsynsbegäran.docx
@@ -278,7 +278,7 @@
     <w:r>
       <w:tab/>
       <w:tab/>
-      <w:t>2025-12-21</w:t>
+      <w:t>2025-12-22</w:t>
       <w:br/>
       <w:br/>
     </w:r>

--- a/tillsyn/A 58692-2025 tillsynsbegäran.docx
+++ b/tillsyn/A 58692-2025 tillsynsbegäran.docx
@@ -278,7 +278,7 @@
     <w:r>
       <w:tab/>
       <w:tab/>
-      <w:t>2025-12-22</w:t>
+      <w:t>2025-12-26</w:t>
       <w:br/>
       <w:br/>
     </w:r>

--- a/tillsyn/A 58692-2025 tillsynsbegäran.docx
+++ b/tillsyn/A 58692-2025 tillsynsbegäran.docx
@@ -278,7 +278,7 @@
     <w:r>
       <w:tab/>
       <w:tab/>
-      <w:t>2025-12-26</w:t>
+      <w:t>2025-12-28</w:t>
       <w:br/>
       <w:br/>
     </w:r>

--- a/tillsyn/A 58692-2025 tillsynsbegäran.docx
+++ b/tillsyn/A 58692-2025 tillsynsbegäran.docx
@@ -278,7 +278,7 @@
     <w:r>
       <w:tab/>
       <w:tab/>
-      <w:t>2025-12-28</w:t>
+      <w:t>2025-12-29</w:t>
       <w:br/>
       <w:br/>
     </w:r>

--- a/tillsyn/A 58692-2025 tillsynsbegäran.docx
+++ b/tillsyn/A 58692-2025 tillsynsbegäran.docx
@@ -278,7 +278,7 @@
     <w:r>
       <w:tab/>
       <w:tab/>
-      <w:t>2025-12-29</w:t>
+      <w:t>2025-12-30</w:t>
       <w:br/>
       <w:br/>
     </w:r>

--- a/tillsyn/A 58692-2025 tillsynsbegäran.docx
+++ b/tillsyn/A 58692-2025 tillsynsbegäran.docx
@@ -278,7 +278,7 @@
     <w:r>
       <w:tab/>
       <w:tab/>
-      <w:t>2025-12-30</w:t>
+      <w:t>2025-12-31</w:t>
       <w:br/>
       <w:br/>
     </w:r>

--- a/tillsyn/A 58692-2025 tillsynsbegäran.docx
+++ b/tillsyn/A 58692-2025 tillsynsbegäran.docx
@@ -278,7 +278,7 @@
     <w:r>
       <w:tab/>
       <w:tab/>
-      <w:t>2025-12-31</w:t>
+      <w:t>2026-01-03</w:t>
       <w:br/>
       <w:br/>
     </w:r>

--- a/tillsyn/A 58692-2025 tillsynsbegäran.docx
+++ b/tillsyn/A 58692-2025 tillsynsbegäran.docx
@@ -278,7 +278,7 @@
     <w:r>
       <w:tab/>
       <w:tab/>
-      <w:t>2026-01-07</w:t>
+      <w:t>2026-01-08</w:t>
       <w:br/>
       <w:br/>
     </w:r>

--- a/tillsyn/A 58692-2025 tillsynsbegäran.docx
+++ b/tillsyn/A 58692-2025 tillsynsbegäran.docx
@@ -278,7 +278,7 @@
     <w:r>
       <w:tab/>
       <w:tab/>
-      <w:t>2026-01-08</w:t>
+      <w:t>2026-01-09</w:t>
       <w:br/>
       <w:br/>
     </w:r>

--- a/tillsyn/A 58692-2025 tillsynsbegäran.docx
+++ b/tillsyn/A 58692-2025 tillsynsbegäran.docx
@@ -278,7 +278,7 @@
     <w:r>
       <w:tab/>
       <w:tab/>
-      <w:t>2026-01-09</w:t>
+      <w:t>2026-01-10</w:t>
       <w:br/>
       <w:br/>
     </w:r>

--- a/tillsyn/A 58692-2025 tillsynsbegäran.docx
+++ b/tillsyn/A 58692-2025 tillsynsbegäran.docx
@@ -278,7 +278,7 @@
     <w:r>
       <w:tab/>
       <w:tab/>
-      <w:t>2026-01-10</w:t>
+      <w:t>2026-01-11</w:t>
       <w:br/>
       <w:br/>
     </w:r>

--- a/tillsyn/A 58692-2025 tillsynsbegäran.docx
+++ b/tillsyn/A 58692-2025 tillsynsbegäran.docx
@@ -278,7 +278,7 @@
     <w:r>
       <w:tab/>
       <w:tab/>
-      <w:t>2026-01-11</w:t>
+      <w:t>2026-01-12</w:t>
       <w:br/>
       <w:br/>
     </w:r>

--- a/tillsyn/A 58692-2025 tillsynsbegäran.docx
+++ b/tillsyn/A 58692-2025 tillsynsbegäran.docx
@@ -278,7 +278,7 @@
     <w:r>
       <w:tab/>
       <w:tab/>
-      <w:t>2026-01-12</w:t>
+      <w:t>2026-01-13</w:t>
       <w:br/>
       <w:br/>
     </w:r>

--- a/tillsyn/A 58692-2025 tillsynsbegäran.docx
+++ b/tillsyn/A 58692-2025 tillsynsbegäran.docx
@@ -278,7 +278,7 @@
     <w:r>
       <w:tab/>
       <w:tab/>
-      <w:t>2026-01-13</w:t>
+      <w:t>2026-01-14</w:t>
       <w:br/>
       <w:br/>
     </w:r>

--- a/tillsyn/A 58692-2025 tillsynsbegäran.docx
+++ b/tillsyn/A 58692-2025 tillsynsbegäran.docx
@@ -278,7 +278,7 @@
     <w:r>
       <w:tab/>
       <w:tab/>
-      <w:t>2026-01-14</w:t>
+      <w:t>2026-01-15</w:t>
       <w:br/>
       <w:br/>
     </w:r>

--- a/tillsyn/A 58692-2025 tillsynsbegäran.docx
+++ b/tillsyn/A 58692-2025 tillsynsbegäran.docx
@@ -278,7 +278,7 @@
     <w:r>
       <w:tab/>
       <w:tab/>
-      <w:t>2026-01-15</w:t>
+      <w:t>2026-01-16</w:t>
       <w:br/>
       <w:br/>
     </w:r>

--- a/tillsyn/A 58692-2025 tillsynsbegäran.docx
+++ b/tillsyn/A 58692-2025 tillsynsbegäran.docx
@@ -278,7 +278,7 @@
     <w:r>
       <w:tab/>
       <w:tab/>
-      <w:t>2026-01-16</w:t>
+      <w:t>2026-01-17</w:t>
       <w:br/>
       <w:br/>
     </w:r>

--- a/tillsyn/A 58692-2025 tillsynsbegäran.docx
+++ b/tillsyn/A 58692-2025 tillsynsbegäran.docx
@@ -278,7 +278,7 @@
     <w:r>
       <w:tab/>
       <w:tab/>
-      <w:t>2026-01-17</w:t>
+      <w:t>2026-01-18</w:t>
       <w:br/>
       <w:br/>
     </w:r>

--- a/tillsyn/A 58692-2025 tillsynsbegäran.docx
+++ b/tillsyn/A 58692-2025 tillsynsbegäran.docx
@@ -323,7 +323,7 @@
     <w:r>
       <w:tab/>
       <w:tab/>
-      <w:t>2026-03-01</w:t>
+      <w:t>2026-03-02</w:t>
       <w:br/>
       <w:br/>
     </w:r>

--- a/tillsyn/A 58692-2025 tillsynsbegäran.docx
+++ b/tillsyn/A 58692-2025 tillsynsbegäran.docx
@@ -323,7 +323,7 @@
     <w:r>
       <w:tab/>
       <w:tab/>
-      <w:t>2026-03-02</w:t>
+      <w:t>2026-03-03</w:t>
       <w:br/>
       <w:br/>
     </w:r>

--- a/tillsyn/A 58692-2025 tillsynsbegäran.docx
+++ b/tillsyn/A 58692-2025 tillsynsbegäran.docx
@@ -323,7 +323,7 @@
     <w:r>
       <w:tab/>
       <w:tab/>
-      <w:t>2026-03-03</w:t>
+      <w:t>2026-03-04</w:t>
       <w:br/>
       <w:br/>
     </w:r>

--- a/tillsyn/A 58692-2025 tillsynsbegäran.docx
+++ b/tillsyn/A 58692-2025 tillsynsbegäran.docx
@@ -323,7 +323,7 @@
     <w:r>
       <w:tab/>
       <w:tab/>
-      <w:t>2026-03-04</w:t>
+      <w:t>2026-03-05</w:t>
       <w:br/>
       <w:br/>
     </w:r>

--- a/tillsyn/A 58692-2025 tillsynsbegäran.docx
+++ b/tillsyn/A 58692-2025 tillsynsbegäran.docx
@@ -323,7 +323,7 @@
     <w:r>
       <w:tab/>
       <w:tab/>
-      <w:t>2026-03-05</w:t>
+      <w:t>2026-03-06</w:t>
       <w:br/>
       <w:br/>
     </w:r>

--- a/tillsyn/A 58692-2025 tillsynsbegäran.docx
+++ b/tillsyn/A 58692-2025 tillsynsbegäran.docx
@@ -323,7 +323,7 @@
     <w:r>
       <w:tab/>
       <w:tab/>
-      <w:t>2026-03-06</w:t>
+      <w:t>2026-03-07</w:t>
       <w:br/>
       <w:br/>
     </w:r>

--- a/tillsyn/A 58692-2025 tillsynsbegäran.docx
+++ b/tillsyn/A 58692-2025 tillsynsbegäran.docx
@@ -323,7 +323,7 @@
     <w:r>
       <w:tab/>
       <w:tab/>
-      <w:t>2026-03-07</w:t>
+      <w:t>2026-03-08</w:t>
       <w:br/>
       <w:br/>
     </w:r>

--- a/tillsyn/A 58692-2025 tillsynsbegäran.docx
+++ b/tillsyn/A 58692-2025 tillsynsbegäran.docx
@@ -323,7 +323,7 @@
     <w:r>
       <w:tab/>
       <w:tab/>
-      <w:t>2026-03-08</w:t>
+      <w:t>2026-03-09</w:t>
       <w:br/>
       <w:br/>
     </w:r>

--- a/tillsyn/A 58692-2025 tillsynsbegäran.docx
+++ b/tillsyn/A 58692-2025 tillsynsbegäran.docx
@@ -323,7 +323,7 @@
     <w:r>
       <w:tab/>
       <w:tab/>
-      <w:t>2026-03-09</w:t>
+      <w:t>2026-03-10</w:t>
       <w:br/>
       <w:br/>
     </w:r>

--- a/tillsyn/A 58692-2025 tillsynsbegäran.docx
+++ b/tillsyn/A 58692-2025 tillsynsbegäran.docx
@@ -323,7 +323,7 @@
     <w:r>
       <w:tab/>
       <w:tab/>
-      <w:t>2026-03-10</w:t>
+      <w:t>2026-03-11</w:t>
       <w:br/>
       <w:br/>
     </w:r>

--- a/tillsyn/A 58692-2025 tillsynsbegäran.docx
+++ b/tillsyn/A 58692-2025 tillsynsbegäran.docx
@@ -323,7 +323,7 @@
     <w:r>
       <w:tab/>
       <w:tab/>
-      <w:t>2026-03-11</w:t>
+      <w:t>2026-03-12</w:t>
       <w:br/>
       <w:br/>
     </w:r>

--- a/tillsyn/A 58692-2025 tillsynsbegäran.docx
+++ b/tillsyn/A 58692-2025 tillsynsbegäran.docx
@@ -323,7 +323,7 @@
     <w:r>
       <w:tab/>
       <w:tab/>
-      <w:t>2026-03-12</w:t>
+      <w:t>2026-03-13</w:t>
       <w:br/>
       <w:br/>
     </w:r>

--- a/tillsyn/A 58692-2025 tillsynsbegäran.docx
+++ b/tillsyn/A 58692-2025 tillsynsbegäran.docx
@@ -350,7 +350,7 @@
     <w:r>
       <w:tab/>
       <w:tab/>
-      <w:t>2026-04-14</w:t>
+      <w:t>2026-04-15</w:t>
       <w:br/>
       <w:br/>
     </w:r>

--- a/tillsyn/A 58692-2025 tillsynsbegäran.docx
+++ b/tillsyn/A 58692-2025 tillsynsbegäran.docx
@@ -350,7 +350,7 @@
     <w:r>
       <w:tab/>
       <w:tab/>
-      <w:t>2026-04-15</w:t>
+      <w:t>2026-04-16</w:t>
       <w:br/>
       <w:br/>
     </w:r>

--- a/tillsyn/A 58692-2025 tillsynsbegäran.docx
+++ b/tillsyn/A 58692-2025 tillsynsbegäran.docx
@@ -350,7 +350,7 @@
     <w:r>
       <w:tab/>
       <w:tab/>
-      <w:t>2026-04-16</w:t>
+      <w:t>2026-04-17</w:t>
       <w:br/>
       <w:br/>
     </w:r>

--- a/tillsyn/A 58692-2025 tillsynsbegäran.docx
+++ b/tillsyn/A 58692-2025 tillsynsbegäran.docx
@@ -350,7 +350,7 @@
     <w:r>
       <w:tab/>
       <w:tab/>
-      <w:t>2026-04-17</w:t>
+      <w:t>2026-04-18</w:t>
       <w:br/>
       <w:br/>
     </w:r>

--- a/tillsyn/A 58692-2025 tillsynsbegäran.docx
+++ b/tillsyn/A 58692-2025 tillsynsbegäran.docx
@@ -136,7 +136,7 @@
         <w:t>Pletocarpon nephromeum</w:t>
       </w:r>
       <w:r>
-        <w:t xml:space="preserve"> (EN), som växer på stuplav. Ytterligare två sällsynta lavparasiter, </w:t>
+        <w:t xml:space="preserve"> (EN), som växer på stuplav. Ytterligare tre sällsynta lavparasiter, </w:t>
       </w:r>
       <w:r>
         <w:rPr>
@@ -145,7 +145,7 @@
         <w:t>Protounguicularia nephromatis</w:t>
       </w:r>
       <w:r>
-        <w:t xml:space="preserve"> (VU) och </w:t>
+        <w:t xml:space="preserve"> (VU), </w:t>
       </w:r>
       <w:r>
         <w:rPr>
@@ -154,7 +154,16 @@
         <w:t>Refractohilum galligenum</w:t>
       </w:r>
       <w:r>
-        <w:t xml:space="preserve"> (NT), kan också påträffas på stuplav. Stuplav är typisk art för </w:t>
+        <w:t xml:space="preserve"> (NT) och </w:t>
+      </w:r>
+      <w:r>
+        <w:rPr>
+          <w:i/>
+        </w:rPr>
+        <w:t>Roselliniella nephromatis</w:t>
+      </w:r>
+      <w:r>
+        <w:t xml:space="preserve"> (DD), kan också påträffas på stuplav. Stuplav är typisk art för </w:t>
       </w:r>
       <w:r>
         <w:rPr>
@@ -350,7 +359,7 @@
     <w:r>
       <w:tab/>
       <w:tab/>
-      <w:t>2026-04-18</w:t>
+      <w:t>2026-04-19</w:t>
       <w:br/>
       <w:br/>
     </w:r>

--- a/tillsyn/A 58692-2025 tillsynsbegäran.docx
+++ b/tillsyn/A 58692-2025 tillsynsbegäran.docx
@@ -359,7 +359,7 @@
     <w:r>
       <w:tab/>
       <w:tab/>
-      <w:t>2026-04-19</w:t>
+      <w:t>2026-04-20</w:t>
       <w:br/>
       <w:br/>
     </w:r>

--- a/tillsyn/A 58692-2025 tillsynsbegäran.docx
+++ b/tillsyn/A 58692-2025 tillsynsbegäran.docx
@@ -359,7 +359,7 @@
     <w:r>
       <w:tab/>
       <w:tab/>
-      <w:t>2026-04-20</w:t>
+      <w:t>2026-04-21</w:t>
       <w:br/>
       <w:br/>
     </w:r>

--- a/tillsyn/A 58692-2025 tillsynsbegäran.docx
+++ b/tillsyn/A 58692-2025 tillsynsbegäran.docx
@@ -359,7 +359,7 @@
     <w:r>
       <w:tab/>
       <w:tab/>
-      <w:t>2026-04-21</w:t>
+      <w:t>2026-04-22</w:t>
       <w:br/>
       <w:br/>
     </w:r>

--- a/tillsyn/A 58692-2025 tillsynsbegäran.docx
+++ b/tillsyn/A 58692-2025 tillsynsbegäran.docx
@@ -359,7 +359,7 @@
     <w:r>
       <w:tab/>
       <w:tab/>
-      <w:t>2026-04-22</w:t>
+      <w:t>2026-04-23</w:t>
       <w:br/>
       <w:br/>
     </w:r>

--- a/tillsyn/A 58692-2025 tillsynsbegäran.docx
+++ b/tillsyn/A 58692-2025 tillsynsbegäran.docx
@@ -359,7 +359,7 @@
     <w:r>
       <w:tab/>
       <w:tab/>
-      <w:t>2026-04-23</w:t>
+      <w:t>2026-04-24</w:t>
       <w:br/>
       <w:br/>
     </w:r>

--- a/tillsyn/A 58692-2025 tillsynsbegäran.docx
+++ b/tillsyn/A 58692-2025 tillsynsbegäran.docx
@@ -359,7 +359,7 @@
     <w:r>
       <w:tab/>
       <w:tab/>
-      <w:t>2026-04-24</w:t>
+      <w:t>2026-04-25</w:t>
       <w:br/>
       <w:br/>
     </w:r>

--- a/tillsyn/A 58692-2025 tillsynsbegäran.docx
+++ b/tillsyn/A 58692-2025 tillsynsbegäran.docx
@@ -359,7 +359,7 @@
     <w:r>
       <w:tab/>
       <w:tab/>
-      <w:t>2026-04-25</w:t>
+      <w:t>2026-04-26</w:t>
       <w:br/>
       <w:br/>
     </w:r>

--- a/tillsyn/A 58692-2025 tillsynsbegäran.docx
+++ b/tillsyn/A 58692-2025 tillsynsbegäran.docx
@@ -359,7 +359,7 @@
     <w:r>
       <w:tab/>
       <w:tab/>
-      <w:t>2026-04-26</w:t>
+      <w:t>2026-04-27</w:t>
       <w:br/>
       <w:br/>
     </w:r>

--- a/tillsyn/A 58692-2025 tillsynsbegäran.docx
+++ b/tillsyn/A 58692-2025 tillsynsbegäran.docx
@@ -359,7 +359,7 @@
     <w:r>
       <w:tab/>
       <w:tab/>
-      <w:t>2026-05-16</w:t>
+      <w:t>2026-05-17</w:t>
       <w:br/>
       <w:br/>
     </w:r>

--- a/tillsyn/A 58692-2025 tillsynsbegäran.docx
+++ b/tillsyn/A 58692-2025 tillsynsbegäran.docx
@@ -359,7 +359,7 @@
     <w:r>
       <w:tab/>
       <w:tab/>
-      <w:t>2026-05-17</w:t>
+      <w:t>2026-05-18</w:t>
       <w:br/>
       <w:br/>
     </w:r>

--- a/tillsyn/A 58692-2025 tillsynsbegäran.docx
+++ b/tillsyn/A 58692-2025 tillsynsbegäran.docx
@@ -359,7 +359,7 @@
     <w:r>
       <w:tab/>
       <w:tab/>
-      <w:t>2026-05-18</w:t>
+      <w:t>2026-05-19</w:t>
       <w:br/>
       <w:br/>
     </w:r>
